--- a/docs/empresa/02_MerchanOPS_Mapa_funcional.docx
+++ b/docs/empresa/02_MerchanOPS_Mapa_funcional.docx
@@ -216,6 +216,7 @@
       </w:tblGrid>
       <w:tr>
         <w:trPr>
+          <w:cantSplit/>
           <w:tblHeader/>
         </w:trPr>
         <w:tc>
@@ -360,6 +361,9 @@
         </w:tc>
       </w:tr>
       <w:tr>
+        <w:trPr>
+          <w:cantSplit/>
+        </w:trPr>
         <w:tc>
           <w:tcPr>
             <w:tcW w:type="dxa" w:w="1500"/>
@@ -498,6 +502,9 @@
         </w:tc>
       </w:tr>
       <w:tr>
+        <w:trPr>
+          <w:cantSplit/>
+        </w:trPr>
         <w:tc>
           <w:tcPr>
             <w:tcW w:type="dxa" w:w="1500"/>
@@ -640,6 +647,9 @@
         </w:tc>
       </w:tr>
       <w:tr>
+        <w:trPr>
+          <w:cantSplit/>
+        </w:trPr>
         <w:tc>
           <w:tcPr>
             <w:tcW w:type="dxa" w:w="1500"/>
@@ -778,6 +788,9 @@
         </w:tc>
       </w:tr>
       <w:tr>
+        <w:trPr>
+          <w:cantSplit/>
+        </w:trPr>
         <w:tc>
           <w:tcPr>
             <w:tcW w:type="dxa" w:w="1500"/>
@@ -920,6 +933,9 @@
         </w:tc>
       </w:tr>
       <w:tr>
+        <w:trPr>
+          <w:cantSplit/>
+        </w:trPr>
         <w:tc>
           <w:tcPr>
             <w:tcW w:type="dxa" w:w="1500"/>
@@ -1058,6 +1074,9 @@
         </w:tc>
       </w:tr>
       <w:tr>
+        <w:trPr>
+          <w:cantSplit/>
+        </w:trPr>
         <w:tc>
           <w:tcPr>
             <w:tcW w:type="dxa" w:w="1500"/>
@@ -1200,6 +1219,9 @@
         </w:tc>
       </w:tr>
       <w:tr>
+        <w:trPr>
+          <w:cantSplit/>
+        </w:trPr>
         <w:tc>
           <w:tcPr>
             <w:tcW w:type="dxa" w:w="1500"/>
@@ -1338,6 +1360,9 @@
         </w:tc>
       </w:tr>
       <w:tr>
+        <w:trPr>
+          <w:cantSplit/>
+        </w:trPr>
         <w:tc>
           <w:tcPr>
             <w:tcW w:type="dxa" w:w="1500"/>
@@ -1480,6 +1505,9 @@
         </w:tc>
       </w:tr>
       <w:tr>
+        <w:trPr>
+          <w:cantSplit/>
+        </w:trPr>
         <w:tc>
           <w:tcPr>
             <w:tcW w:type="dxa" w:w="1500"/>
@@ -1618,6 +1646,9 @@
         </w:tc>
       </w:tr>
       <w:tr>
+        <w:trPr>
+          <w:cantSplit/>
+        </w:trPr>
         <w:tc>
           <w:tcPr>
             <w:tcW w:type="dxa" w:w="1500"/>
@@ -1760,6 +1791,9 @@
         </w:tc>
       </w:tr>
       <w:tr>
+        <w:trPr>
+          <w:cantSplit/>
+        </w:trPr>
         <w:tc>
           <w:tcPr>
             <w:tcW w:type="dxa" w:w="1500"/>
@@ -1898,6 +1932,9 @@
         </w:tc>
       </w:tr>
       <w:tr>
+        <w:trPr>
+          <w:cantSplit/>
+        </w:trPr>
         <w:tc>
           <w:tcPr>
             <w:tcW w:type="dxa" w:w="1500"/>
@@ -2040,6 +2077,9 @@
         </w:tc>
       </w:tr>
       <w:tr>
+        <w:trPr>
+          <w:cantSplit/>
+        </w:trPr>
         <w:tc>
           <w:tcPr>
             <w:tcW w:type="dxa" w:w="1500"/>
@@ -2178,6 +2218,9 @@
         </w:tc>
       </w:tr>
       <w:tr>
+        <w:trPr>
+          <w:cantSplit/>
+        </w:trPr>
         <w:tc>
           <w:tcPr>
             <w:tcW w:type="dxa" w:w="1500"/>
@@ -2320,6 +2363,9 @@
         </w:tc>
       </w:tr>
       <w:tr>
+        <w:trPr>
+          <w:cantSplit/>
+        </w:trPr>
         <w:tc>
           <w:tcPr>
             <w:tcW w:type="dxa" w:w="1500"/>
@@ -2458,6 +2504,9 @@
         </w:tc>
       </w:tr>
       <w:tr>
+        <w:trPr>
+          <w:cantSplit/>
+        </w:trPr>
         <w:tc>
           <w:tcPr>
             <w:tcW w:type="dxa" w:w="1500"/>
@@ -2600,6 +2649,9 @@
         </w:tc>
       </w:tr>
       <w:tr>
+        <w:trPr>
+          <w:cantSplit/>
+        </w:trPr>
         <w:tc>
           <w:tcPr>
             <w:tcW w:type="dxa" w:w="1500"/>
@@ -2738,6 +2790,9 @@
         </w:tc>
       </w:tr>
       <w:tr>
+        <w:trPr>
+          <w:cantSplit/>
+        </w:trPr>
         <w:tc>
           <w:tcPr>
             <w:tcW w:type="dxa" w:w="1500"/>
@@ -2880,6 +2935,9 @@
         </w:tc>
       </w:tr>
       <w:tr>
+        <w:trPr>
+          <w:cantSplit/>
+        </w:trPr>
         <w:tc>
           <w:tcPr>
             <w:tcW w:type="dxa" w:w="1500"/>
@@ -3018,6 +3076,9 @@
         </w:tc>
       </w:tr>
       <w:tr>
+        <w:trPr>
+          <w:cantSplit/>
+        </w:trPr>
         <w:tc>
           <w:tcPr>
             <w:tcW w:type="dxa" w:w="1500"/>
@@ -3160,6 +3221,9 @@
         </w:tc>
       </w:tr>
       <w:tr>
+        <w:trPr>
+          <w:cantSplit/>
+        </w:trPr>
         <w:tc>
           <w:tcPr>
             <w:tcW w:type="dxa" w:w="1500"/>
@@ -5736,7 +5800,7 @@
                 <w:sz w:val="19"/>
                 <w:szCs w:val="19"/>
               </w:rPr>
-              <w:t xml:space="preserve">Texto gris = lo calcula el sistema. Número de A3 y Estado = lo rellena RR.HH.</w:t>
+              <w:t xml:space="preserve">Texto gris = lo calcula el sistema. Número de referencia y Estado = lo rellena RR.HH.</w:t>
             </w:r>
           </w:p>
           <w:p>
@@ -5816,7 +5880,7 @@
           <w:sz w:val="21"/>
           <w:szCs w:val="21"/>
         </w:rPr>
-        <w:t xml:space="preserve">Se elige un trabajador, se ven sus trabajos pendientes, se marcan los que van juntos y el sistema dice en gris qué alta hace falta y desde qué fecha, evitando pedir un alta que ya estaba cubierta o pedirla después de que el trabajo haya empezado. Debajo, la cola de altas con su número de A3 y su estado.</w:t>
+        <w:t xml:space="preserve">Se elige un trabajador, se ven sus trabajos pendientes, se marcan los que van juntos y el sistema dice en gris qué alta hace falta y desde qué fecha, evitando pedir un alta que ya estaba cubierta o pedirla después de que el trabajo haya empezado. Debajo, la cola de altas con su número de referencia y su estado.</w:t>
       </w:r>
     </w:p>
     <w:p>
@@ -5831,27 +5895,7 @@
           <w:sz w:val="21"/>
           <w:szCs w:val="21"/>
         </w:rPr>
-        <w:t xml:space="preserve">El alta tramitada sale hacia </w:t>
-      </w:r>
-      <w:r>
-        <w:rPr>
-          <w:rFonts w:ascii="Calibri" w:cs="Calibri" w:eastAsia="Calibri" w:hAnsi="Calibri"/>
-          <w:b/>
-          <w:bCs/>
-          <w:color w:val="1F2937"/>
-          <w:sz w:val="21"/>
-          <w:szCs w:val="21"/>
-        </w:rPr>
-        <w:t xml:space="preserve">A3</w:t>
-      </w:r>
-      <w:r>
-        <w:rPr>
-          <w:rFonts w:ascii="Calibri" w:cs="Calibri" w:eastAsia="Calibri" w:hAnsi="Calibri"/>
-          <w:color w:val="1F2937"/>
-          <w:sz w:val="21"/>
-          <w:szCs w:val="21"/>
-        </w:rPr>
-        <w:t xml:space="preserve"> por una cola de integración con reintentos, de modo que un fallo puntual no se pierde en silencio.</w:t>
+        <w:t xml:space="preserve">El valor está en el cálculo: la aplicación no deja que una duplicidad o un retraso dependan de que alguien lo recuerde.</w:t>
       </w:r>
     </w:p>
     <w:p>
@@ -5898,7 +5942,7 @@
           <w:sz w:val="20"/>
           <w:szCs w:val="20"/>
         </w:rPr>
-        <w:t xml:space="preserve">: teclean el número de A3 y cambian el estado. Los gestores con permiso RR.HH. </w:t>
+        <w:t xml:space="preserve">: teclean el número de referencia y cambian el estado. Los gestores con permiso RR.HH. </w:t>
       </w:r>
       <w:r>
         <w:rPr>
@@ -5945,7 +5989,7 @@
           <w:sz w:val="20"/>
           <w:szCs w:val="20"/>
         </w:rPr>
-        <w:t xml:space="preserve">Trabajadores, Servicios, Grandes Campañas y A3.</w:t>
+        <w:t xml:space="preserve">Trabajadores, Servicios y Grandes Campañas.</w:t>
       </w:r>
     </w:p>
     <w:p>
@@ -6964,7 +7008,7 @@
           <w:sz w:val="21"/>
           <w:szCs w:val="21"/>
         </w:rPr>
-        <w:t xml:space="preserve"> Las altas se comunican a A3, que sigue siendo el sistema de nóminas y contratación.</w:t>
+        <w:t xml:space="preserve"> El módulo de RR.HH. ordena y documenta la petición de altas y accesos; la contratación y las nóminas siguen fuera de la aplicación.</w:t>
       </w:r>
     </w:p>
     <w:p>
